--- a/docs/adr/ADR-008-mejoras-a-la-estructura.docx
+++ b/docs/adr/ADR-008-mejoras-a-la-estructura.docx
@@ -44,7 +44,47 @@
           <w:sz w:val="22"/>
           <w:szCs w:val="22"/>
         </w:rPr>
-        <w:t xml:space="preserve"> Propuesta (19 de octubre de 2026). Nada de esto está hecho todavía: el usuario decide qué se aplica y en qué orden.</w:t>
+        <w:t xml:space="preserve"> Propuesta (19 de octubre de 2026). Nada de esto está hecho todavía: el usuario decide qué se aplica y en qué orden. </w:t>
+      </w:r>
+      <w:r>
+        <w:rPr>
+          <w:rFonts w:ascii="Calibri" w:hAnsi="Calibri" w:cs="Calibri"/>
+          <w:b/>
+          <w:bCs/>
+          <w:color w:val="1F1A1A"/>
+          <w:sz w:val="22"/>
+          <w:szCs w:val="22"/>
+        </w:rPr>
+        <w:t>Revisada el 20 de octubre</w:t>
+      </w:r>
+      <w:r>
+        <w:rPr>
+          <w:rFonts w:ascii="Calibri" w:hAnsi="Calibri" w:cs="Calibri"/>
+          <w:color w:val="1F1A1A"/>
+          <w:sz w:val="22"/>
+          <w:szCs w:val="22"/>
+        </w:rPr>
+        <w:t xml:space="preserve"> junto con todo el sistema en </w:t>
+      </w:r>
+      <w:hyperlink r:id="rId5" w:history="1">
+        <w:r>
+          <w:rPr>
+            <w:rStyle w:val="Hyperlink"/>
+            <w:rFonts w:ascii="Calibri" w:hAnsi="Calibri" w:cs="Calibri"/>
+            <w:sz w:val="22"/>
+            <w:szCs w:val="22"/>
+          </w:rPr>
+          <w:t>ARQUITECTURA.md</w:t>
+        </w:r>
+      </w:hyperlink>
+      <w:r>
+        <w:rPr>
+          <w:rFonts w:ascii="Calibri" w:hAnsi="Calibri" w:cs="Calibri"/>
+          <w:color w:val="1F1A1A"/>
+          <w:sz w:val="22"/>
+          <w:szCs w:val="22"/>
+        </w:rPr>
+        <w:t xml:space="preserve"> §3.4 (qué avanzó y qué es ahora más urgente).</w:t>
       </w:r>
     </w:p>
     <w:p>
@@ -112,7 +152,7 @@
     <w:p>
       <w:pPr>
         <w:shd w:val="clear" w:color="auto" w:fill="F7F5F4"/>
-        <w:divId w:val="1708335456"/>
+        <w:divId w:val="816537265"/>
         <w:rPr>
           <w:rFonts w:ascii="Calibri" w:eastAsia="Times New Roman" w:hAnsi="Calibri" w:cs="Calibri"/>
           <w:color w:val="1F1A1A"/>
@@ -129,7 +169,7 @@
         </w:rPr>
         <w:t xml:space="preserve">Revisión de cómo está organizado hoy el código de la app y qué conviene cambiar antes de que crezca (escaneo, web, miles de alumnos). Los pendientes que salen de aquí están en </w:t>
       </w:r>
-      <w:hyperlink r:id="rId5" w:history="1">
+      <w:hyperlink r:id="rId6" w:history="1">
         <w:r>
           <w:rPr>
             <w:rStyle w:val="Hyperlink"/>
@@ -201,7 +241,14 @@
           <w:color w:val="1F1A1A"/>
         </w:rPr>
         <w:br/>
-        <w:t>├── AlumnoVariables.kt       datos que reciben esas vistas ← fuera de ui/alumno</w:t>
+        <w:t>├── AlumnoVariables.kt       datos que </w:t>
+      </w:r>
+      <w:r>
+        <w:rPr>
+          <w:rFonts w:cs="Calibri"/>
+          <w:color w:val="1F1A1A"/>
+        </w:rPr>
+        <w:t>reciben esas vistas ← fuera de ui/alumno</w:t>
       </w:r>
       <w:r>
         <w:rPr>
@@ -233,14 +280,7 @@
           <w:color w:val="1F1A1A"/>
         </w:rPr>
         <w:br/>
-        <w:t>    ├── comun/               </w:t>
-      </w:r>
-      <w:r>
-        <w:rPr>
-          <w:rFonts w:cs="Calibri"/>
-          <w:color w:val="1F1A1A"/>
-        </w:rPr>
-        <w:t>PantallaXml, menú </w:t>
+        <w:t>    ├── comun/               PantallaXml, menú </w:t>
       </w:r>
       <w:r>
         <w:rPr>
@@ -278,7 +318,14 @@
           <w:color w:val="1F1A1A"/>
         </w:rPr>
         <w:br/>
-        <w:t>    ├── padres/components/   botón, ícono y logo (Compose)</w:t>
+        <w:t>    ├── padres/components/</w:t>
+      </w:r>
+      <w:r>
+        <w:rPr>
+          <w:rFonts w:cs="Calibri"/>
+          <w:color w:val="1F1A1A"/>
+        </w:rPr>
+        <w:t>   botón, ícono y logo (Compose)</w:t>
       </w:r>
       <w:r>
         <w:rPr>
@@ -1845,16 +1892,7 @@
                 <w:sz w:val="19"/>
                 <w:szCs w:val="19"/>
               </w:rPr>
-              <w:t xml:space="preserve"> </w:t>
-            </w:r>
-            <w:r>
-              <w:rPr>
-                <w:rFonts w:ascii="Calibri" w:hAnsi="Calibri" w:cs="Calibri"/>
-                <w:color w:val="1F1A1A"/>
-                <w:sz w:val="19"/>
-                <w:szCs w:val="19"/>
-              </w:rPr>
-              <w:t xml:space="preserve">casi todo es XML, pero Bienvenida, Iniciar sesión y los mensajes de "Cargando…" son Compose (con su propio tema y colores repetidos en </w:t>
+              <w:t xml:space="preserve"> casi todo es XML, pero Bienvenida, Iniciar sesión y los mensajes de "Cargando…" son Compose (con su propio tema y colores repetidos en </w:t>
             </w:r>
             <w:r>
               <w:rPr>
@@ -1996,7 +2034,16 @@
                 <w:sz w:val="19"/>
                 <w:szCs w:val="19"/>
               </w:rPr>
-              <w:t xml:space="preserve"> (solo los ejemplos de Android Studio)</w:t>
+              <w:t xml:space="preserve"> </w:t>
+            </w:r>
+            <w:r>
+              <w:rPr>
+                <w:rFonts w:ascii="Calibri" w:hAnsi="Calibri" w:cs="Calibri"/>
+                <w:color w:val="1F1A1A"/>
+                <w:sz w:val="19"/>
+                <w:szCs w:val="19"/>
+              </w:rPr>
+              <w:t>(solo los ejemplos de Android Studio)</w:t>
             </w:r>
           </w:p>
         </w:tc>
@@ -2554,16 +2601,7 @@
           <w:sz w:val="22"/>
           <w:szCs w:val="22"/>
         </w:rPr>
-        <w:t xml:space="preserve"> </w:t>
-      </w:r>
-      <w:r>
-        <w:rPr>
-          <w:rFonts w:ascii="Calibri" w:eastAsia="Times New Roman" w:hAnsi="Calibri" w:cs="Calibri"/>
-          <w:color w:val="1F1A1A"/>
-          <w:sz w:val="22"/>
-          <w:szCs w:val="22"/>
-        </w:rPr>
-        <w:t xml:space="preserve">(ya documentado en DECISIONES H1 y ADR-003), </w:t>
+        <w:t xml:space="preserve"> (ya documentado en DECISIONES H1 y ADR-003), </w:t>
       </w:r>
       <w:r>
         <w:rPr>
@@ -2886,7 +2924,16 @@
           <w:sz w:val="22"/>
           <w:szCs w:val="22"/>
         </w:rPr>
-        <w:t xml:space="preserve"> (punto 1), empezando por el profesor (el que guarda datos) y </w:t>
+        <w:t xml:space="preserve"> </w:t>
+      </w:r>
+      <w:r>
+        <w:rPr>
+          <w:rFonts w:ascii="Calibri" w:eastAsia="Times New Roman" w:hAnsi="Calibri" w:cs="Calibri"/>
+          <w:color w:val="1F1A1A"/>
+          <w:sz w:val="22"/>
+          <w:szCs w:val="22"/>
+        </w:rPr>
+        <w:t xml:space="preserve">(punto 1), empezando por el profesor (el que guarda datos) y </w:t>
       </w:r>
       <w:r>
         <w:rPr>
@@ -3094,7 +3141,16 @@
           <w:sz w:val="22"/>
           <w:szCs w:val="22"/>
         </w:rPr>
-        <w:t xml:space="preserve"> (punto 8) una vez por semestre, probando en el teléfono.</w:t>
+        <w:t xml:space="preserve"> </w:t>
+      </w:r>
+      <w:r>
+        <w:rPr>
+          <w:rFonts w:ascii="Calibri" w:eastAsia="Times New Roman" w:hAnsi="Calibri" w:cs="Calibri"/>
+          <w:color w:val="1F1A1A"/>
+          <w:sz w:val="22"/>
+          <w:szCs w:val="22"/>
+        </w:rPr>
+        <w:t>(punto 8) una vez por semestre, probando en el teléfono.</w:t>
       </w:r>
     </w:p>
     <w:p>
@@ -4436,16 +4492,7 @@
           <w:sz w:val="22"/>
           <w:szCs w:val="22"/>
         </w:rPr>
-        <w:t xml:space="preserve"> </w:t>
-      </w:r>
-      <w:r>
-        <w:rPr>
-          <w:rFonts w:ascii="Calibri" w:eastAsia="Times New Roman" w:hAnsi="Calibri" w:cs="Calibri"/>
-          <w:color w:val="1F1A1A"/>
-          <w:sz w:val="22"/>
-          <w:szCs w:val="22"/>
-        </w:rPr>
-        <w:t>encontrar cada cosa, agregar el escaneo sin que un archivo crezca sin control, probar sin teléfono y publicar en Google Play.</w:t>
+        <w:t xml:space="preserve"> encontrar cada cosa, agregar el escaneo sin que un archivo crezca sin control, probar sin teléfono y publicar en Google Play.</w:t>
       </w:r>
     </w:p>
     <w:p>
@@ -4545,7 +4592,16 @@
           <w:sz w:val="22"/>
           <w:szCs w:val="22"/>
         </w:rPr>
-        <w:t xml:space="preserve"> y los modelos a un lugar común.</w:t>
+        <w:t xml:space="preserve"> </w:t>
+      </w:r>
+      <w:r>
+        <w:rPr>
+          <w:rFonts w:ascii="Calibri" w:eastAsia="Times New Roman" w:hAnsi="Calibri" w:cs="Calibri"/>
+          <w:color w:val="1F1A1A"/>
+          <w:sz w:val="22"/>
+          <w:szCs w:val="22"/>
+        </w:rPr>
+        <w:t>y los modelos a un lugar común.</w:t>
       </w:r>
     </w:p>
     <w:p>
@@ -4836,9 +4892,9 @@
 <file path=word/numbering.xml><?xml version="1.0" encoding="utf-8"?>
 <w:numbering xmlns:wpc="http://schemas.microsoft.com/office/word/2010/wordprocessingCanvas" xmlns:cx="http://schemas.microsoft.com/office/drawing/2014/chartex" xmlns:cx1="http://schemas.microsoft.com/office/drawing/2015/9/8/chartex" xmlns:cx2="http://schemas.microsoft.com/office/drawing/2015/10/21/chartex" xmlns:cx3="http://schemas.microsoft.com/office/drawing/2016/5/9/chartex" xmlns:cx4="http://schemas.microsoft.com/office/drawing/2016/5/10/chartex" xmlns:cx5="http://schemas.microsoft.com/office/drawing/2016/5/11/chartex" xmlns:cx6="http://schemas.microsoft.com/office/drawing/2016/5/12/chartex" xmlns:cx7="http://schemas.microsoft.com/office/drawing/2016/5/13/chartex" xmlns:cx8="http://schemas.microsoft.com/office/drawing/2016/5/14/chartex" xmlns:mc="http://schemas.openxmlformats.org/markup-compatibility/2006" xmlns:aink="http://schemas.microsoft.com/office/drawing/2016/ink" xmlns:am3d="http://schemas.microsoft.com/office/drawing/2017/model3d" xmlns:o="urn:schemas-microsoft-com:office:office" xmlns:oel="http://schemas.microsoft.com/office/2019/extlst" xmlns:r="http://schemas.openxmlformats.org/officeDocument/2006/relationships" xmlns:m="http://schemas.openxmlformats.org/officeDocument/2006/math" xmlns:v="urn:schemas-microsoft-com:vml" xmlns:wp14="http://schemas.microsoft.com/office/word/2010/wordprocessingDrawing" xmlns:wp="http://schemas.openxmlformats.org/drawingml/2006/wordprocessingDrawing" xmlns:w10="urn:schemas-microsoft-com:office:word" xmlns:w="http://schemas.openxmlformats.org/wordprocessingml/2006/main" xmlns:w14="http://schemas.microsoft.com/office/word/2010/wordml" xmlns:w15="http://schemas.microsoft.com/office/word/2012/wordml" xmlns:w16cex="http://schemas.microsoft.com/office/word/2018/wordml/cex" xmlns:w16cid="http://schemas.microsoft.com/office/word/2016/wordml/cid" xmlns:w16="http://schemas.microsoft.com/office/word/2018/wordml" xmlns:w16du="http://schemas.microsoft.com/office/word/2023/wordml/word16du" xmlns:w16sdtdh="http://schemas.microsoft.com/office/word/2020/wordml/sdtdatahash" xmlns:w16sdtfl="http://schemas.microsoft.com/office/word/2024/wordml/sdtformatlock" xmlns:w16se="http://schemas.microsoft.com/office/word/2015/wordml/symex" xmlns:wpg="http://schemas.microsoft.com/office/word/2010/wordprocessingGroup" xmlns:wpi="http://schemas.microsoft.com/office/word/2010/wordprocessingInk" xmlns:wne="http://schemas.microsoft.com/office/word/2006/wordml" xmlns:wps="http://schemas.microsoft.com/office/word/2010/wordprocessingShape" mc:Ignorable="w14 w15 w16se w16cid w16 w16cex w16sdtdh w16sdtfl w16du wp14">
   <w:abstractNum w:abstractNumId="0" w15:restartNumberingAfterBreak="0">
-    <w:nsid w:val="12C37CD6"/>
+    <w:nsid w:val="01704C20"/>
     <w:multiLevelType w:val="multilevel"/>
-    <w:tmpl w:val="DD465AEC"/>
+    <w:tmpl w:val="F7B43976"/>
     <w:lvl w:ilvl="0">
       <w:start w:val="1"/>
       <w:numFmt w:val="decimal"/>
@@ -4949,9 +5005,9 @@
     </w:lvl>
   </w:abstractNum>
   <w:abstractNum w:abstractNumId="1" w15:restartNumberingAfterBreak="0">
-    <w:nsid w:val="58127FE5"/>
+    <w:nsid w:val="4B540EB5"/>
     <w:multiLevelType w:val="multilevel"/>
-    <w:tmpl w:val="A012717A"/>
+    <w:tmpl w:val="B8D437AA"/>
     <w:lvl w:ilvl="0">
       <w:start w:val="1"/>
       <w:numFmt w:val="decimal"/>
@@ -5062,9 +5118,9 @@
     </w:lvl>
   </w:abstractNum>
   <w:abstractNum w:abstractNumId="2" w15:restartNumberingAfterBreak="0">
-    <w:nsid w:val="755E6921"/>
+    <w:nsid w:val="5A8B4F9F"/>
     <w:multiLevelType w:val="multilevel"/>
-    <w:tmpl w:val="B73865BE"/>
+    <w:tmpl w:val="A5C4DFB2"/>
     <w:lvl w:ilvl="0">
       <w:start w:val="1"/>
       <w:numFmt w:val="bullet"/>
@@ -5210,13 +5266,13 @@
       </w:rPr>
     </w:lvl>
   </w:abstractNum>
-  <w:num w:numId="1" w16cid:durableId="1145925992">
+  <w:num w:numId="1" w16cid:durableId="1775199513">
     <w:abstractNumId w:val="0"/>
   </w:num>
-  <w:num w:numId="2" w16cid:durableId="1137338900">
+  <w:num w:numId="2" w16cid:durableId="840967662">
     <w:abstractNumId w:val="2"/>
   </w:num>
-  <w:num w:numId="3" w16cid:durableId="1922786368">
+  <w:num w:numId="3" w16cid:durableId="1637833711">
     <w:abstractNumId w:val="1"/>
   </w:num>
 </w:numbering>
